--- a/deliverables/Factory_Safety_Sentinel_Final_Report.docx
+++ b/deliverables/Factory_Safety_Sentinel_Final_Report.docx
@@ -8024,7 +8024,33 @@
               <w:rPr>
                 <w:sz w:val="17"/>
               </w:rPr>
-              <w:t>—</w:t>
+              <w:t xml:space="preserve">Fresh </w:t>
+            </w:r>
+            <w:r>
+              <w:rPr>
+                <w:rFonts w:ascii="Consolas" w:hAnsi="Consolas"/>
+                <w:sz w:val="17"/>
+              </w:rPr>
+              <w:t>git clone</w:t>
+            </w:r>
+            <w:r>
+              <w:rPr>
+                <w:sz w:val="17"/>
+              </w:rPr>
+              <w:t xml:space="preserve"> + lean </w:t>
+            </w:r>
+            <w:r>
+              <w:rPr>
+                <w:rFonts w:ascii="Consolas" w:hAnsi="Consolas"/>
+                <w:sz w:val="17"/>
+              </w:rPr>
+              <w:t>requirements.txt</w:t>
+            </w:r>
+            <w:r>
+              <w:rPr>
+                <w:sz w:val="17"/>
+              </w:rPr>
+              <w:t xml:space="preserve"> install, independent of this working tree</w:t>
             </w:r>
           </w:p>
         </w:tc>
@@ -8038,9 +8064,55 @@
             </w:pPr>
             <w:r>
               <w:rPr>
-                <w:sz w:val="17"/>
-              </w:rPr>
-              <w:t>Passing, lean-venv path (disk-quota-limited on a second full vision-extras install — disclosed, not a code defect)</w:t>
+                <w:b/>
+                <w:sz w:val="17"/>
+              </w:rPr>
+              <w:t>156 passed, 8 skipped, 0 failed.</w:t>
+            </w:r>
+            <w:r>
+              <w:rPr>
+                <w:sz w:val="17"/>
+              </w:rPr>
+              <w:t xml:space="preserve"> Found and fixed a real defect during this exact pass: 4 vision-dependent tests were missing </w:t>
+            </w:r>
+            <w:r>
+              <w:rPr>
+                <w:rFonts w:ascii="Consolas" w:hAnsi="Consolas"/>
+                <w:sz w:val="17"/>
+              </w:rPr>
+              <w:t>pytest.importorskip</w:t>
+            </w:r>
+            <w:r>
+              <w:rPr>
+                <w:sz w:val="17"/>
+              </w:rPr>
+              <w:t xml:space="preserve"> guards and *failed* (rather than skipped) in a genuinely dependency-free environment — fixed in </w:t>
+            </w:r>
+            <w:r>
+              <w:rPr>
+                <w:rFonts w:ascii="Consolas" w:hAnsi="Consolas"/>
+                <w:sz w:val="17"/>
+              </w:rPr>
+              <w:t>test_interview_demo_wiring.py</w:t>
+            </w:r>
+            <w:r>
+              <w:rPr>
+                <w:sz w:val="17"/>
+              </w:rPr>
+              <w:t>/</w:t>
+            </w:r>
+            <w:r>
+              <w:rPr>
+                <w:rFonts w:ascii="Consolas" w:hAnsi="Consolas"/>
+                <w:sz w:val="17"/>
+              </w:rPr>
+              <w:t>test_vision_v1_2_promotion.py</w:t>
+            </w:r>
+            <w:r>
+              <w:rPr>
+                <w:sz w:val="17"/>
+              </w:rPr>
+              <w:t>, re-verified clean in the same clone before the final tag</w:t>
             </w:r>
           </w:p>
         </w:tc>

--- a/deliverables/Factory_Safety_Sentinel_Final_Report.docx
+++ b/deliverables/Factory_Safety_Sentinel_Final_Report.docx
@@ -2931,6 +2931,50 @@
           <w:sz w:val="34"/>
         </w:rPr>
         <w:t>6. System Architecture</w:t>
+      </w:r>
+    </w:p>
+    <w:p>
+      <w:pPr>
+        <w:jc w:val="center"/>
+      </w:pPr>
+      <w:r>
+        <w:drawing>
+          <wp:inline xmlns:a="http://schemas.openxmlformats.org/drawingml/2006/main" xmlns:pic="http://schemas.openxmlformats.org/drawingml/2006/picture">
+            <wp:extent cx="5669280" cy="4248180"/>
+            <wp:docPr id="1" name="Picture 1"/>
+            <wp:cNvGraphicFramePr>
+              <a:graphicFrameLocks noChangeAspect="1"/>
+            </wp:cNvGraphicFramePr>
+            <a:graphic>
+              <a:graphicData uri="http://schemas.openxmlformats.org/drawingml/2006/picture">
+                <pic:pic>
+                  <pic:nvPicPr>
+                    <pic:cNvPr id="0" name="architecture_diagram.png"/>
+                    <pic:cNvPicPr/>
+                  </pic:nvPicPr>
+                  <pic:blipFill>
+                    <a:blip r:embed="rId9"/>
+                    <a:stretch>
+                      <a:fillRect/>
+                    </a:stretch>
+                  </pic:blipFill>
+                  <pic:spPr>
+                    <a:xfrm>
+                      <a:off x="0" y="0"/>
+                      <a:ext cx="5669280" cy="4248180"/>
+                    </a:xfrm>
+                    <a:prstGeom prst="rect"/>
+                  </pic:spPr>
+                </pic:pic>
+              </a:graphicData>
+            </a:graphic>
+          </wp:inline>
+        </w:drawing>
+      </w:r>
+    </w:p>
+    <w:p>
+      <w:r>
+        <w:t>The rendered diagram above is the authoritative reference for PDF/DOCX readers; the equivalent Mermaid source below renders natively on GitHub's web view of this file.</w:t>
       </w:r>
     </w:p>
     <w:p>

--- a/deliverables/Factory_Safety_Sentinel_Final_Report.docx
+++ b/deliverables/Factory_Safety_Sentinel_Final_Report.docx
@@ -6409,17 +6409,47 @@
         <w:t>Actual video-frame evidence.</w:t>
       </w:r>
       <w:r>
-        <w:t xml:space="preserve"> When </w:t>
+        <w:t xml:space="preserve"> The vision worker caches its own real annotated frame (person/PPE boxes, confidence, zone overlay, model version, timestamp burned in) on every processed replay frame (</w:t>
       </w:r>
       <w:r>
         <w:rPr>
           <w:rFonts w:ascii="Consolas" w:hAnsi="Consolas"/>
           <w:sz w:val="19"/>
         </w:rPr>
+        <w:t>GET /api/v1/vision/frame.jpg</w:t>
+      </w:r>
+      <w:r>
+        <w:t xml:space="preserve"> serves it live to the </w:t>
+      </w:r>
+      <w:r>
+        <w:rPr>
+          <w:rFonts w:ascii="Consolas" w:hAnsi="Consolas"/>
+          <w:sz w:val="19"/>
+        </w:rPr>
+        <w:t>/dashboard</w:t>
+      </w:r>
+      <w:r>
+        <w:t xml:space="preserve"> camera panel — see </w:t>
+      </w:r>
+      <w:r>
+        <w:rPr>
+          <w:rFonts w:ascii="Consolas" w:hAnsi="Consolas"/>
+          <w:sz w:val="19"/>
+        </w:rPr>
+        <w:t>docs/adr/0003-annotated-camera-frame-delivery.md</w:t>
+      </w:r>
+      <w:r>
+        <w:t xml:space="preserve">, added in v3.0). When </w:t>
+      </w:r>
+      <w:r>
+        <w:rPr>
+          <w:rFonts w:ascii="Consolas" w:hAnsi="Consolas"/>
+          <w:sz w:val="19"/>
+        </w:rPr>
         <w:t>interview_demo_mode</w:t>
       </w:r>
       <w:r>
-        <w:t xml:space="preserve"> is enabled (see §10), the vision worker caches its own real annotated frame (person/PPE boxes, confidence, zone overlay, model version, timestamp burned in) so a genuinely triggered incident's evidence image is that real frame, not a schematic — verified via </w:t>
+        <w:t xml:space="preserve"> is also enabled (see §10), that same cached frame additionally becomes a genuinely triggered incident's evidence image, not a schematic — verified via </w:t>
       </w:r>
       <w:r>
         <w:rPr>
